--- a/Tai_lieu_SRS/03_Website_Quan_tri/03_Cong_tac_boi_thuong/Bieu_mau/Mau_34_BTNN_Template.docx
+++ b/Tai_lieu_SRS/03_Website_Quan_tri/03_Cong_tac_boi_thuong/Bieu_mau/Mau_34_BTNN_Template.docx
@@ -29,330 +29,603 @@
         <w:t>(Ban hành kèm theo Nghị định số ##SoHieuNghiDinh## ngày ##NgayBanHanhNghiDinh## của Chính phủ)</w:t>
       </w:r>
     </w:p>
+    <w:p>
+      <w:pPr>
+        <w:spacing w:after="0" w:line="276" w:lineRule="auto"/>
+        <w:jc w:val="center"/>
+      </w:pPr>
+      <w:r>
+        <w:rPr>
+          <w:b/>
+          <w:sz w:val="24"/>
+          <w:szCs w:val="24"/>
+        </w:rPr>
+        <w:t xml:space="preserve">CỘNG HÒA XÃ HỘI CHỦ NGHĨA VIỆT NAM</w:t>
+      </w:r>
+    </w:p>
+    <w:p>
+      <w:pPr>
+        <w:spacing w:after="0" w:line="276" w:lineRule="auto"/>
+        <w:jc w:val="center"/>
+      </w:pPr>
+      <w:r>
+        <w:rPr>
+          <w:b/>
+          <w:u w:val="single"/>
+          <w:sz w:val="26"/>
+          <w:szCs w:val="26"/>
+        </w:rPr>
+        <w:t xml:space="preserve">Độc lập - Tự do - Hạnh phúc</w:t>
+      </w:r>
+    </w:p>
+    <w:p>
+      <w:pPr>
+        <w:spacing w:before="360" w:after="0" w:line="276" w:lineRule="auto"/>
+        <w:jc w:val="center"/>
+      </w:pPr>
+      <w:r>
+        <w:rPr>
+          <w:b/>
+          <w:sz w:val="28"/>
+          <w:szCs w:val="28"/>
+        </w:rPr>
+        <w:t xml:space="preserve">BIÊN BẢN</w:t>
+      </w:r>
+    </w:p>
+    <w:p>
+      <w:pPr>
+        <w:spacing w:after="0" w:line="276" w:lineRule="auto"/>
+        <w:jc w:val="center"/>
+      </w:pPr>
+      <w:r>
+        <w:rPr>
+          <w:b/>
+          <w:sz w:val="28"/>
+          <w:szCs w:val="28"/>
+        </w:rPr>
+        <w:t xml:space="preserve">Làm việc của Hội đồng xem xét trách nhiệm hoàn trả</w:t>
+      </w:r>
+    </w:p>
+    <w:p>
+      <w:pPr>
+        <w:spacing w:after="240" w:line="276" w:lineRule="auto"/>
+        <w:jc w:val="center"/>
+      </w:pPr>
+      <w:r>
+        <w:rPr>
+          <w:sz w:val="28"/>
+          <w:szCs w:val="28"/>
+        </w:rPr>
+        <w:t xml:space="preserve">(vụ việc ##MaVuViec##)</w:t>
+      </w:r>
+    </w:p>
+    <w:p>
+      <w:pPr>
+        <w:spacing w:after="120" w:line="276" w:lineRule="auto"/>
+        <w:ind w:firstLine="567"/>
+        <w:jc w:val="both"/>
+      </w:pPr>
+      <w:r>
+        <w:rPr>
+          <w:sz w:val="28"/>
+          <w:szCs w:val="28"/>
+        </w:rPr>
+        <w:t xml:space="preserve">Hôm nay, ngày ##NgayHopHoiDong##, tại ##DiaDiemHop## Hội đồng xem xét trách nhiệm hoàn trả tổ chức họp để xem xét trách nhiệm hoàn trả trong vụ việc yêu cầu bồi thường của ##TenDiaChiNguoiYeuCauBoiThuong## đối với ##TenCoQuanDaChiTraBoiThuong## cụ thể như sau:</w:t>
+      </w:r>
+    </w:p>
+    <w:p>
+      <w:pPr>
+        <w:spacing w:after="120" w:line="276" w:lineRule="auto"/>
+        <w:ind w:firstLine="567"/>
+        <w:jc w:val="both"/>
+      </w:pPr>
+      <w:r>
+        <w:rPr>
+          <w:b/>
+          <w:sz w:val="28"/>
+          <w:szCs w:val="28"/>
+        </w:rPr>
+        <w:t xml:space="preserve">I. Thành phần họp</w:t>
+      </w:r>
+    </w:p>
+    <w:p>
+      <w:pPr>
+        <w:spacing w:after="120" w:line="276" w:lineRule="auto"/>
+        <w:ind w:firstLine="567"/>
+        <w:jc w:val="both"/>
+      </w:pPr>
+      <w:r>
+        <w:rPr>
+          <w:sz w:val="28"/>
+          <w:szCs w:val="28"/>
+        </w:rPr>
+        <w:t xml:space="preserve">##ThanhPhanHop##</w:t>
+      </w:r>
+    </w:p>
+    <w:p>
+      <w:pPr>
+        <w:spacing w:after="120" w:line="276" w:lineRule="auto"/>
+        <w:ind w:firstLine="567"/>
+        <w:jc w:val="both"/>
+      </w:pPr>
+      <w:r>
+        <w:rPr>
+          <w:b/>
+          <w:sz w:val="28"/>
+          <w:szCs w:val="28"/>
+        </w:rPr>
+        <w:t xml:space="preserve">II. Nội dung</w:t>
+      </w:r>
+    </w:p>
+    <w:p>
+      <w:pPr>
+        <w:spacing w:after="120" w:line="276" w:lineRule="auto"/>
+        <w:ind w:firstLine="567"/>
+        <w:jc w:val="both"/>
+      </w:pPr>
+      <w:r>
+        <w:rPr>
+          <w:b/>
+          <w:sz w:val="28"/>
+          <w:szCs w:val="28"/>
+        </w:rPr>
+        <w:t xml:space="preserve">1. Các vấn đề thảo luận</w:t>
+      </w:r>
+    </w:p>
+    <w:p>
+      <w:pPr>
+        <w:spacing w:after="120" w:line="276" w:lineRule="auto"/>
+        <w:ind w:firstLine="567"/>
+        <w:jc w:val="both"/>
+      </w:pPr>
+      <w:r>
+        <w:rPr>
+          <w:sz w:val="28"/>
+          <w:szCs w:val="28"/>
+        </w:rPr>
+        <w:t xml:space="preserve">1.1. Xác định người thi hành công vụ gây thiệt hại</w:t>
+      </w:r>
+    </w:p>
+    <w:p>
+      <w:pPr>
+        <w:spacing w:after="120" w:line="276" w:lineRule="auto"/>
+        <w:ind w:firstLine="567"/>
+        <w:jc w:val="both"/>
+      </w:pPr>
+      <w:r>
+        <w:rPr>
+          <w:sz w:val="28"/>
+          <w:szCs w:val="28"/>
+        </w:rPr>
+        <w:t xml:space="preserve">##ThaoLuanNguoiThiHanhCongVu##</w:t>
+      </w:r>
+    </w:p>
+    <w:p>
+      <w:pPr>
+        <w:spacing w:after="120" w:line="276" w:lineRule="auto"/>
+        <w:ind w:firstLine="567"/>
+        <w:jc w:val="both"/>
+      </w:pPr>
+      <w:r>
+        <w:rPr>
+          <w:sz w:val="28"/>
+          <w:szCs w:val="28"/>
+        </w:rPr>
+        <w:t xml:space="preserve">1.2. Xác định mức độ lỗi của người thi hành công vụ gây thiệt hại</w:t>
+      </w:r>
+    </w:p>
+    <w:p>
+      <w:pPr>
+        <w:spacing w:after="120" w:line="276" w:lineRule="auto"/>
+        <w:ind w:firstLine="567"/>
+        <w:jc w:val="both"/>
+      </w:pPr>
+      <w:r>
+        <w:rPr>
+          <w:sz w:val="28"/>
+          <w:szCs w:val="28"/>
+        </w:rPr>
+        <w:t xml:space="preserve">##ThaoLuanMucDoLoi##</w:t>
+      </w:r>
+    </w:p>
+    <w:p>
+      <w:pPr>
+        <w:spacing w:after="120" w:line="276" w:lineRule="auto"/>
+        <w:ind w:firstLine="567"/>
+        <w:jc w:val="both"/>
+      </w:pPr>
+      <w:r>
+        <w:rPr>
+          <w:sz w:val="28"/>
+          <w:szCs w:val="28"/>
+        </w:rPr>
+        <w:t xml:space="preserve">1.3. Trách nhiệm hoàn trả và mức hoàn trả</w:t>
+      </w:r>
+    </w:p>
+    <w:p>
+      <w:pPr>
+        <w:spacing w:after="120" w:line="276" w:lineRule="auto"/>
+        <w:ind w:firstLine="567"/>
+        <w:jc w:val="both"/>
+      </w:pPr>
+      <w:r>
+        <w:rPr>
+          <w:sz w:val="28"/>
+          <w:szCs w:val="28"/>
+        </w:rPr>
+        <w:t xml:space="preserve">##ThaoLuanTrachNhiemHoanTra##</w:t>
+      </w:r>
+    </w:p>
+    <w:p>
+      <w:pPr>
+        <w:spacing w:after="120" w:line="276" w:lineRule="auto"/>
+        <w:ind w:firstLine="567"/>
+        <w:jc w:val="both"/>
+      </w:pPr>
+      <w:r>
+        <w:rPr>
+          <w:sz w:val="28"/>
+          <w:szCs w:val="28"/>
+        </w:rPr>
+        <w:t xml:space="preserve">1.4. Xác định việc giảm mức hoàn trả</w:t>
+      </w:r>
+    </w:p>
+    <w:p>
+      <w:pPr>
+        <w:spacing w:after="120" w:line="276" w:lineRule="auto"/>
+        <w:ind w:firstLine="567"/>
+        <w:jc w:val="both"/>
+      </w:pPr>
+      <w:r>
+        <w:rPr>
+          <w:sz w:val="28"/>
+          <w:szCs w:val="28"/>
+        </w:rPr>
+        <w:t xml:space="preserve">##ThaoLuanGiamMucHoanTra##</w:t>
+      </w:r>
+    </w:p>
+    <w:p>
+      <w:pPr>
+        <w:spacing w:after="120" w:line="276" w:lineRule="auto"/>
+        <w:ind w:firstLine="567"/>
+        <w:jc w:val="both"/>
+      </w:pPr>
+      <w:r>
+        <w:rPr>
+          <w:sz w:val="28"/>
+          <w:szCs w:val="28"/>
+        </w:rPr>
+        <w:t xml:space="preserve">1.5. Xác định việc miễn hoàn trả</w:t>
+      </w:r>
+    </w:p>
+    <w:p>
+      <w:pPr>
+        <w:spacing w:after="120" w:line="276" w:lineRule="auto"/>
+        <w:ind w:firstLine="567"/>
+        <w:jc w:val="both"/>
+      </w:pPr>
+      <w:r>
+        <w:rPr>
+          <w:sz w:val="28"/>
+          <w:szCs w:val="28"/>
+        </w:rPr>
+        <w:t xml:space="preserve">##ThaoLuanMienHoanTra##</w:t>
+      </w:r>
+    </w:p>
+    <w:p>
+      <w:pPr>
+        <w:spacing w:after="120" w:line="276" w:lineRule="auto"/>
+        <w:ind w:firstLine="567"/>
+        <w:jc w:val="both"/>
+      </w:pPr>
+      <w:r>
+        <w:rPr>
+          <w:sz w:val="28"/>
+          <w:szCs w:val="28"/>
+        </w:rPr>
+        <w:t xml:space="preserve">1.6. Điều kiện hoãn thực hiện việc hoàn trả (nếu có)</w:t>
+      </w:r>
+    </w:p>
+    <w:p>
+      <w:pPr>
+        <w:spacing w:after="120" w:line="276" w:lineRule="auto"/>
+        <w:ind w:firstLine="567"/>
+        <w:jc w:val="both"/>
+      </w:pPr>
+      <w:r>
+        <w:rPr>
+          <w:sz w:val="28"/>
+          <w:szCs w:val="28"/>
+        </w:rPr>
+        <w:t xml:space="preserve">##ThaoLuanDieuKienHoan##</w:t>
+      </w:r>
+    </w:p>
+    <w:p>
+      <w:pPr>
+        <w:spacing w:after="120" w:line="276" w:lineRule="auto"/>
+        <w:ind w:firstLine="567"/>
+        <w:jc w:val="both"/>
+      </w:pPr>
+      <w:r>
+        <w:rPr>
+          <w:sz w:val="28"/>
+          <w:szCs w:val="28"/>
+        </w:rPr>
+        <w:t xml:space="preserve">1.7. Phương thức hoàn trả</w:t>
+      </w:r>
+    </w:p>
+    <w:p>
+      <w:pPr>
+        <w:spacing w:after="120" w:line="276" w:lineRule="auto"/>
+        <w:ind w:firstLine="567"/>
+        <w:jc w:val="both"/>
+      </w:pPr>
+      <w:r>
+        <w:rPr>
+          <w:sz w:val="28"/>
+          <w:szCs w:val="28"/>
+        </w:rPr>
+        <w:t xml:space="preserve">##ThaoLuanPhuongThucHoanTra##</w:t>
+      </w:r>
+    </w:p>
+    <w:p>
+      <w:pPr>
+        <w:spacing w:after="120" w:line="276" w:lineRule="auto"/>
+        <w:ind w:firstLine="567"/>
+        <w:jc w:val="both"/>
+      </w:pPr>
+      <w:r>
+        <w:rPr>
+          <w:sz w:val="28"/>
+          <w:szCs w:val="28"/>
+        </w:rPr>
+        <w:t xml:space="preserve">1.8. Kiến nghị</w:t>
+      </w:r>
+    </w:p>
+    <w:p>
+      <w:pPr>
+        <w:spacing w:after="120" w:line="276" w:lineRule="auto"/>
+        <w:ind w:firstLine="567"/>
+        <w:jc w:val="both"/>
+      </w:pPr>
+      <w:r>
+        <w:rPr>
+          <w:sz w:val="28"/>
+          <w:szCs w:val="28"/>
+        </w:rPr>
+        <w:t xml:space="preserve">##ThaoLuanKienNghi##</w:t>
+      </w:r>
+    </w:p>
+    <w:p>
+      <w:pPr>
+        <w:spacing w:after="120" w:line="276" w:lineRule="auto"/>
+        <w:ind w:firstLine="567"/>
+        <w:jc w:val="both"/>
+      </w:pPr>
+      <w:r>
+        <w:rPr>
+          <w:b/>
+          <w:sz w:val="28"/>
+          <w:szCs w:val="28"/>
+        </w:rPr>
+        <w:t xml:space="preserve">2. Kết quả biểu quyết bằng hình thức phiếu kín</w:t>
+      </w:r>
+    </w:p>
+    <w:p>
+      <w:pPr>
+        <w:spacing w:after="120" w:line="276" w:lineRule="auto"/>
+        <w:ind w:firstLine="567"/>
+        <w:jc w:val="both"/>
+      </w:pPr>
+      <w:r>
+        <w:rPr>
+          <w:sz w:val="28"/>
+          <w:szCs w:val="28"/>
+        </w:rPr>
+        <w:t xml:space="preserve">2.1. Người thi hành công vụ phải thực hiện hoàn trả</w:t>
+      </w:r>
+    </w:p>
+    <w:p>
+      <w:pPr>
+        <w:spacing w:after="120" w:line="276" w:lineRule="auto"/>
+        <w:ind w:firstLine="567"/>
+        <w:jc w:val="both"/>
+      </w:pPr>
+      <w:r>
+        <w:rPr>
+          <w:sz w:val="28"/>
+          <w:szCs w:val="28"/>
+        </w:rPr>
+        <w:t xml:space="preserve">##BieuQuyetNguoiThiHanhCongVu##</w:t>
+      </w:r>
+    </w:p>
+    <w:p>
+      <w:pPr>
+        <w:spacing w:after="120" w:line="276" w:lineRule="auto"/>
+        <w:ind w:firstLine="567"/>
+        <w:jc w:val="both"/>
+      </w:pPr>
+      <w:r>
+        <w:rPr>
+          <w:sz w:val="28"/>
+          <w:szCs w:val="28"/>
+        </w:rPr>
+        <w:t xml:space="preserve">2.2. Mức độ lỗi</w:t>
+      </w:r>
+    </w:p>
+    <w:p>
+      <w:pPr>
+        <w:spacing w:after="120" w:line="276" w:lineRule="auto"/>
+        <w:ind w:firstLine="567"/>
+        <w:jc w:val="both"/>
+      </w:pPr>
+      <w:r>
+        <w:rPr>
+          <w:sz w:val="28"/>
+          <w:szCs w:val="28"/>
+        </w:rPr>
+        <w:t xml:space="preserve">##BieuQuyetMucDoLoi##</w:t>
+      </w:r>
+    </w:p>
+    <w:p>
+      <w:pPr>
+        <w:spacing w:after="120" w:line="276" w:lineRule="auto"/>
+        <w:ind w:firstLine="567"/>
+        <w:jc w:val="both"/>
+      </w:pPr>
+      <w:r>
+        <w:rPr>
+          <w:sz w:val="28"/>
+          <w:szCs w:val="28"/>
+        </w:rPr>
+        <w:t xml:space="preserve">2.3. Trách nhiệm hoàn trả và mức hoàn trả</w:t>
+      </w:r>
+    </w:p>
+    <w:p>
+      <w:pPr>
+        <w:spacing w:after="120" w:line="276" w:lineRule="auto"/>
+        <w:ind w:firstLine="567"/>
+        <w:jc w:val="both"/>
+      </w:pPr>
+      <w:r>
+        <w:rPr>
+          <w:sz w:val="28"/>
+          <w:szCs w:val="28"/>
+        </w:rPr>
+        <w:t xml:space="preserve">##BieuQuyetTrachNhiemHoanTra##</w:t>
+      </w:r>
+    </w:p>
+    <w:p>
+      <w:pPr>
+        <w:spacing w:after="120" w:line="276" w:lineRule="auto"/>
+        <w:ind w:firstLine="567"/>
+        <w:jc w:val="both"/>
+      </w:pPr>
+      <w:r>
+        <w:rPr>
+          <w:sz w:val="28"/>
+          <w:szCs w:val="28"/>
+        </w:rPr>
+        <w:t xml:space="preserve">2.4. Giảm mức hoàn trả</w:t>
+      </w:r>
+    </w:p>
+    <w:p>
+      <w:pPr>
+        <w:spacing w:after="120" w:line="276" w:lineRule="auto"/>
+        <w:ind w:firstLine="567"/>
+        <w:jc w:val="both"/>
+      </w:pPr>
+      <w:r>
+        <w:rPr>
+          <w:sz w:val="28"/>
+          <w:szCs w:val="28"/>
+        </w:rPr>
+        <w:t xml:space="preserve">##BieuQuyetGiamMucHoanTra##</w:t>
+      </w:r>
+    </w:p>
+    <w:p>
+      <w:pPr>
+        <w:spacing w:after="120" w:line="276" w:lineRule="auto"/>
+        <w:ind w:firstLine="567"/>
+        <w:jc w:val="both"/>
+      </w:pPr>
+      <w:r>
+        <w:rPr>
+          <w:sz w:val="28"/>
+          <w:szCs w:val="28"/>
+        </w:rPr>
+        <w:t xml:space="preserve">2.5. Miễn hoàn trả</w:t>
+      </w:r>
+    </w:p>
+    <w:p>
+      <w:pPr>
+        <w:spacing w:after="120" w:line="276" w:lineRule="auto"/>
+        <w:ind w:firstLine="567"/>
+        <w:jc w:val="both"/>
+      </w:pPr>
+      <w:r>
+        <w:rPr>
+          <w:sz w:val="28"/>
+          <w:szCs w:val="28"/>
+        </w:rPr>
+        <w:t xml:space="preserve">##BieuQuyetMienHoanTra##</w:t>
+      </w:r>
+    </w:p>
+    <w:p>
+      <w:pPr>
+        <w:spacing w:after="120" w:line="276" w:lineRule="auto"/>
+        <w:ind w:firstLine="567"/>
+        <w:jc w:val="both"/>
+      </w:pPr>
+      <w:r>
+        <w:rPr>
+          <w:sz w:val="28"/>
+          <w:szCs w:val="28"/>
+        </w:rPr>
+        <w:t xml:space="preserve">2.6. Điều kiện hoãn thực hiện việc hoàn trả (nếu có)</w:t>
+      </w:r>
+    </w:p>
+    <w:p>
+      <w:pPr>
+        <w:spacing w:after="120" w:line="276" w:lineRule="auto"/>
+        <w:ind w:firstLine="567"/>
+        <w:jc w:val="both"/>
+      </w:pPr>
+      <w:r>
+        <w:rPr>
+          <w:sz w:val="28"/>
+          <w:szCs w:val="28"/>
+        </w:rPr>
+        <w:t xml:space="preserve">##BieuQuyetDieuKienHoan##</w:t>
+      </w:r>
+    </w:p>
+    <w:p>
+      <w:pPr>
+        <w:spacing w:after="120" w:line="276" w:lineRule="auto"/>
+        <w:ind w:firstLine="567"/>
+        <w:jc w:val="both"/>
+      </w:pPr>
+      <w:r>
+        <w:rPr>
+          <w:sz w:val="28"/>
+          <w:szCs w:val="28"/>
+        </w:rPr>
+        <w:t xml:space="preserve">2.7. Phương thức hoàn trả</w:t>
+      </w:r>
+    </w:p>
+    <w:p>
+      <w:pPr>
+        <w:spacing w:after="120" w:line="276" w:lineRule="auto"/>
+        <w:ind w:firstLine="567"/>
+        <w:jc w:val="both"/>
+      </w:pPr>
+      <w:r>
+        <w:rPr>
+          <w:sz w:val="28"/>
+          <w:szCs w:val="28"/>
+        </w:rPr>
+        <w:t xml:space="preserve">##BieuQuyetPhuongThucHoanTra##</w:t>
+      </w:r>
+    </w:p>
+    <w:p>
+      <w:pPr>
+        <w:spacing w:after="120" w:line="276" w:lineRule="auto"/>
+        <w:ind w:firstLine="567"/>
+        <w:jc w:val="both"/>
+      </w:pPr>
+      <w:r>
+        <w:rPr>
+          <w:sz w:val="28"/>
+          <w:szCs w:val="28"/>
+        </w:rPr>
+        <w:t xml:space="preserve">Cuộc họp kết thúc vào hồi ##GioKetThucHop## giờ, ngày ##NgayKetThucHop##. Biên bản đã được đọc cho mọi người tham gia họp cùng nghe và nhất trí với toàn bộ nội dung của biên bản.</w:t>
+      </w:r>
+    </w:p>
     <w:tbl>
       <w:tblPr>
         <w:tblW w:w="9355" w:type="dxa"/>
-        <w:tblInd w:w="60" w:type="dxa"/>
         <w:tblLayout w:type="fixed"/>
-        <w:tblCellMar>
-          <w:left w:w="60" w:type="dxa"/>
-          <w:right w:w="60" w:type="dxa"/>
-        </w:tblCellMar>
-        <w:tblLook w:val="0000" w:firstRow="0" w:lastRow="0" w:firstColumn="0" w:lastColumn="0" w:noHBand="0" w:noVBand="0"/>
-      </w:tblPr>
-      <w:tblGrid>
-        <w:gridCol w:w="3800"/>
-        <w:gridCol w:w="5555"/>
-      </w:tblGrid>
-      <w:tr>
-        <w:tc>
-          <w:tcPr>
-            <w:tcW w:w="3800" w:type="dxa"/>
-          </w:tcPr>
-          <w:p>
-            <w:pPr>
-              <w:jc w:val="center"/>
-            </w:pPr>
-            <w:r>
-              <w:rPr>
-                <w:caps/>
-                <w:sz w:val="24"/>
-                <w:szCs w:val="24"/>
-              </w:rPr>
-              <w:t>##TenCoQuanChuQuan##</w:t>
-            </w:r>
-          </w:p>
-          <w:p>
-            <w:pPr>
-              <w:jc w:val="center"/>
-            </w:pPr>
-            <w:r>
-              <w:rPr>
-                <w:b/>
-                <w:caps/>
-                <w:sz w:val="24"/>
-                <w:szCs w:val="24"/>
-              </w:rPr>
-              <w:t>##TenCoQuanGiaiQuyetBoiThuong##</w:t>
-            </w:r>
-          </w:p>
-          <w:p>
-            <w:pPr>
-              <w:pBdr>
-                <w:bottom w:val="single" w:sz="6" w:space="1" w:color="000000"/>
-              </w:pBdr>
-              <w:spacing w:after="60"/>
-              <w:ind w:left="1122" w:right="1122"/>
-              <w:jc w:val="center"/>
-            </w:pPr>
-          </w:p>
-          <w:p>
-            <w:pPr>
-              <w:jc w:val="center"/>
-            </w:pPr>
-            <w:r>
-              <w:rPr>
-                <w:sz w:val="26"/>
-                <w:szCs w:val="26"/>
-              </w:rPr>
-              <w:t>Số: ##SoKyHieuVanBan##</w:t>
-            </w:r>
-          </w:p>
-        </w:tc>
-        <w:tc>
-          <w:tcPr>
-            <w:tcW w:w="5555" w:type="dxa"/>
-          </w:tcPr>
-          <w:p>
-            <w:pPr>
-              <w:jc w:val="center"/>
-            </w:pPr>
-            <w:r>
-              <w:rPr>
-                <w:b/>
-                <w:sz w:val="24"/>
-                <w:szCs w:val="24"/>
-              </w:rPr>
-              <w:t>CỘNG HÒA XÃ HỘI CHỦ NGHĨA VIỆT NAM</w:t>
-            </w:r>
-          </w:p>
-          <w:p>
-            <w:pPr>
-              <w:jc w:val="center"/>
-            </w:pPr>
-            <w:r>
-              <w:rPr>
-                <w:b/>
-                <w:sz w:val="26"/>
-                <w:szCs w:val="26"/>
-                <w:u w:val="single"/>
-              </w:rPr>
-              <w:t>Độc lập - Tự do - Hạnh phúc</w:t>
-            </w:r>
-          </w:p>
-          <w:p>
-            <w:pPr>
-              <w:spacing w:before="120"/>
-              <w:jc w:val="center"/>
-            </w:pPr>
-            <w:r>
-              <w:rPr>
-                <w:i/>
-                <w:sz w:val="28"/>
-                <w:szCs w:val="28"/>
-              </w:rPr>
-              <w:t>##DiaDanh##, ##NgayThangNamBanHanh##</w:t>
-            </w:r>
-          </w:p>
-        </w:tc>
-      </w:tr>
-    </w:tbl>
-    <w:p>
-      <w:pPr>
-        <w:spacing w:before="240"/>
-        <w:jc w:val="center"/>
-      </w:pPr>
-      <w:r>
-        <w:rPr>
-          <w:b/>
-          <w:sz w:val="28"/>
-          <w:szCs w:val="28"/>
-        </w:rPr>
-        <w:t>BIÊN BẢN LÀM VIỆC</w:t>
-      </w:r>
-    </w:p>
-    <w:p>
-      <w:pPr>
-        <w:spacing w:after="240"/>
-        <w:jc w:val="center"/>
-      </w:pPr>
-      <w:r>
-        <w:rPr>
-          <w:b/>
-          <w:sz w:val="28"/>
-          <w:szCs w:val="28"/>
-        </w:rPr>
-        <w:t>Của Hội đồng xem xét trách nhiệm hoàn trả</w:t>
-      </w:r>
-    </w:p>
-    <w:p>
-      <w:pPr>
-        <w:jc w:val="both"/>
-        <w:ind w:firstLine="567"/>
-        <w:spacing w:after="120" w:line="276" w:lineRule="auto"/>
-      </w:pPr>
-      <w:r>
-        <w:rPr>
-          <w:sz w:val="28"/>
-          <w:szCs w:val="28"/>
-        </w:rPr>
-        <w:t xml:space="preserve">Vào hồi ##ThoiGianBatDauHop##, tại ##DiaDiemHop##.</w:t>
-      </w:r>
-    </w:p>
-    <w:p>
-      <w:pPr>
-        <w:jc w:val="both"/>
-        <w:ind w:firstLine="567"/>
-        <w:spacing w:after="120" w:line="276" w:lineRule="auto"/>
-      </w:pPr>
-      <w:r>
-        <w:rPr>
-          <w:sz w:val="28"/>
-          <w:szCs w:val="28"/>
-        </w:rPr>
-        <w:t xml:space="preserve">Hội đồng xem xét trách nhiệm hoàn trả (được thành lập theo Quyết định số ##SoQDThanhLapHoiDong## ngày ##NgayThanhLapHoiDong## của ##CoQuanThanhLapHoiDong##) đã tiến hành phiên họp để xem xét trách nhiệm hoàn trả trong vụ việc yêu cầu bồi thường của Ông/Bà ##TenNguoiYeuCauBoiThuong##.</w:t>
-      </w:r>
-    </w:p>
-    <w:p>
-      <w:pPr>
-        <w:jc w:val="both"/>
-        <w:spacing w:after="120" w:line="276" w:lineRule="auto"/>
-      </w:pPr>
-      <w:r>
-        <w:rPr>
-          <w:b/>
-          <w:sz w:val="28"/>
-          <w:szCs w:val="28"/>
-        </w:rPr>
-        <w:t xml:space="preserve">I. THÀNH PHẦN THAM DỰ:</w:t>
-      </w:r>
-    </w:p>
-    <w:p>
-      <w:pPr>
-        <w:jc w:val="both"/>
-        <w:ind w:firstLine="567"/>
-        <w:spacing w:after="120" w:line="276" w:lineRule="auto"/>
-      </w:pPr>
-      <w:r>
-        <w:rPr>
-          <w:sz w:val="28"/>
-          <w:szCs w:val="28"/>
-        </w:rPr>
-        <w:t xml:space="preserve">##ThanhPhanHoiDongThamDu##</w:t>
-      </w:r>
-    </w:p>
-    <w:p>
-      <w:pPr>
-        <w:jc w:val="both"/>
-        <w:spacing w:after="120" w:line="276" w:lineRule="auto"/>
-      </w:pPr>
-      <w:r>
-        <w:rPr>
-          <w:b/>
-          <w:sz w:val="28"/>
-          <w:szCs w:val="28"/>
-        </w:rPr>
-        <w:t xml:space="preserve">II. NỘI DUNG PHIÊN HỌP:</w:t>
-      </w:r>
-    </w:p>
-    <w:p>
-      <w:pPr>
-        <w:jc w:val="both"/>
-        <w:ind w:firstLine="567"/>
-        <w:spacing w:after="120" w:line="276" w:lineRule="auto"/>
-      </w:pPr>
-      <w:r>
-        <w:rPr>
-          <w:sz w:val="28"/>
-          <w:szCs w:val="28"/>
-        </w:rPr>
-        <w:t xml:space="preserve">1. Ý kiến của người thi hành công vụ gây thiệt hại: ##YKienNguoiThiHanhCongVu##</w:t>
-      </w:r>
-    </w:p>
-    <w:p>
-      <w:pPr>
-        <w:jc w:val="both"/>
-        <w:ind w:firstLine="567"/>
-        <w:spacing w:after="120" w:line="276" w:lineRule="auto"/>
-      </w:pPr>
-      <w:r>
-        <w:rPr>
-          <w:sz w:val="28"/>
-          <w:szCs w:val="28"/>
-        </w:rPr>
-        <w:t xml:space="preserve">2. Ý kiến của các thành viên Hội đồng: ##YKienCacThanhVienHoiDong##</w:t>
-      </w:r>
-    </w:p>
-    <w:p>
-      <w:pPr>
-        <w:jc w:val="both"/>
-        <w:spacing w:after="120" w:line="276" w:lineRule="auto"/>
-      </w:pPr>
-      <w:r>
-        <w:rPr>
-          <w:b/>
-          <w:sz w:val="28"/>
-          <w:szCs w:val="28"/>
-        </w:rPr>
-        <w:t xml:space="preserve">III. KẾT LUẬN CỦA HỘI ĐỒNG:</w:t>
-      </w:r>
-    </w:p>
-    <w:p>
-      <w:pPr>
-        <w:jc w:val="both"/>
-        <w:ind w:firstLine="567"/>
-        <w:spacing w:after="120" w:line="276" w:lineRule="auto"/>
-      </w:pPr>
-      <w:r>
-        <w:rPr>
-          <w:sz w:val="28"/>
-          <w:szCs w:val="28"/>
-        </w:rPr>
-        <w:t xml:space="preserve">- Mức độ lỗi của người thi hành công vụ: ##KetLuanMucDoLoi##;</w:t>
-      </w:r>
-    </w:p>
-    <w:p>
-      <w:pPr>
-        <w:jc w:val="both"/>
-        <w:ind w:firstLine="567"/>
-        <w:spacing w:after="120" w:line="276" w:lineRule="auto"/>
-      </w:pPr>
-      <w:r>
-        <w:rPr>
-          <w:sz w:val="28"/>
-          <w:szCs w:val="28"/>
-        </w:rPr>
-        <w:t xml:space="preserve">- Mức tiền kiến nghị hoàn trả: ##KienNghiSoTienHoanTra## đồng (Bằng chữ: ##KienNghiSoTienHoanTraBangChu##);</w:t>
-      </w:r>
-    </w:p>
-    <w:p>
-      <w:pPr>
-        <w:jc w:val="both"/>
-        <w:ind w:firstLine="567"/>
-        <w:spacing w:after="120" w:line="276" w:lineRule="auto"/>
-      </w:pPr>
-      <w:r>
-        <w:rPr>
-          <w:sz w:val="28"/>
-          <w:szCs w:val="28"/>
-        </w:rPr>
-        <w:t xml:space="preserve">- Phương thức hoàn trả kiến nghị: ##KienNghiPhuongThucHoanTra##.</w:t>
-      </w:r>
-    </w:p>
-    <w:p>
-      <w:pPr>
-        <w:jc w:val="both"/>
-        <w:ind w:firstLine="567"/>
-        <w:spacing w:after="120" w:line="276" w:lineRule="auto"/>
-      </w:pPr>
-      <w:r>
-        <w:rPr>
-          <w:sz w:val="28"/>
-          <w:szCs w:val="28"/>
-        </w:rPr>
-        <w:t xml:space="preserve">Cuộc họp kết thúc vào hồi ##ThoiGianKetThucHop## cùng ngày. Biên bản đã được các thành viên dự họp thông qua và ký tên dưới đây./.</w:t>
-      </w:r>
-    </w:p>
-    <w:tbl>
-      <w:tblPr>
-        <w:tblW w:w="9355" w:type="dxa"/>
-        <w:tblInd w:w="60" w:type="dxa"/>
-        <w:tblLayout w:type="fixed"/>
-        <w:tblCellMar>
-          <w:left w:w="60" w:type="dxa"/>
-          <w:right w:w="60" w:type="dxa"/>
-        </w:tblCellMar>
-        <w:tblLook w:val="0000" w:firstRow="0" w:lastRow="0" w:firstColumn="0" w:lastColumn="0" w:noHBand="0" w:noVBand="0"/>
+        <w:tblLook w:val="0000"/>
       </w:tblPr>
       <w:tblGrid>
         <w:gridCol w:w="4209"/>
@@ -368,25 +641,44 @@
           </w:tcPr>
           <w:p>
             <w:pPr>
-              <w:spacing w:before="240"/>
+              <w:spacing w:before="600" w:after="0" w:line="276" w:lineRule="auto"/>
+              <w:jc w:val="center"/>
             </w:pPr>
             <w:r>
               <w:rPr>
                 <w:b/>
-                <w:i/>
-                <w:sz w:val="24"/>
-                <w:szCs w:val="24"/>
+                <w:sz w:val="28"/>
+                <w:szCs w:val="28"/>
               </w:rPr>
-              <w:t>Nơi nhận:</w:t>
+              <w:t xml:space="preserve">Người lập biên bản</w:t>
             </w:r>
           </w:p>
           <w:p>
+            <w:pPr>
+              <w:spacing w:after="0" w:line="276" w:lineRule="auto"/>
+              <w:jc w:val="center"/>
+            </w:pPr>
             <w:r>
               <w:rPr>
-                <w:sz w:val="22"/>
-                <w:szCs w:val="22"/>
+                <w:i/>
+                <w:sz w:val="28"/>
+                <w:szCs w:val="28"/>
               </w:rPr>
-              <w:t xml:space="preserve">- Lưu: Hồ sơ Hội đồng.</w:t>
+              <w:t xml:space="preserve">(Ký và ghi rõ họ tên)</w:t>
+            </w:r>
+          </w:p>
+          <w:p>
+            <w:pPr>
+              <w:spacing w:before="1200" w:after="120" w:line="276" w:lineRule="auto"/>
+              <w:jc w:val="center"/>
+            </w:pPr>
+            <w:r>
+              <w:rPr>
+                <w:b/>
+                <w:sz w:val="28"/>
+                <w:szCs w:val="28"/>
+              </w:rPr>
+              <w:t xml:space="preserve">##NguoiLapBienBan##</w:t>
             </w:r>
           </w:p>
         </w:tc>
@@ -396,35 +688,21 @@
           </w:tcPr>
           <w:p>
             <w:pPr>
-              <w:spacing w:before="240"/>
-              <w:jc w:val="center"/>
-            </w:pPr>
-            <w:r>
-              <w:rPr>
-                <w:b/>
-                <w:caps/>
-                <w:sz w:val="28"/>
-                <w:szCs w:val="28"/>
-              </w:rPr>
-              <w:t>CHỦ TỊCH HỘI ĐỒNG</w:t>
-            </w:r>
-          </w:p>
-          <w:p>
-            <w:pPr>
+              <w:spacing w:before="240" w:after="0" w:line="276" w:lineRule="auto"/>
               <w:jc w:val="center"/>
             </w:pPr>
             <w:r>
               <w:rPr>
                 <w:i/>
-                <w:sz w:val="26"/>
-                <w:szCs w:val="26"/>
+                <w:sz w:val="28"/>
+                <w:szCs w:val="28"/>
               </w:rPr>
-              <w:t>(Ký, ghi rõ họ tên, đóng dấu)</w:t>
+              <w:t xml:space="preserve">…….., ngày……. tháng…… năm…….</w:t>
             </w:r>
           </w:p>
           <w:p>
             <w:pPr>
-              <w:spacing w:before="900"/>
+              <w:spacing w:after="0" w:line="276" w:lineRule="auto"/>
               <w:jc w:val="center"/>
             </w:pPr>
             <w:r>
@@ -433,12 +711,41 @@
                 <w:sz w:val="28"/>
                 <w:szCs w:val="28"/>
               </w:rPr>
-              <w:t>##ChuTichHoiDong##</w:t>
+              <w:t xml:space="preserve">Chủ tịch Hội đồng</w:t>
+            </w:r>
+          </w:p>
+          <w:p>
+            <w:pPr>
+              <w:spacing w:after="0" w:line="276" w:lineRule="auto"/>
+              <w:jc w:val="center"/>
+            </w:pPr>
+            <w:r>
+              <w:rPr>
+                <w:i/>
+                <w:sz w:val="28"/>
+                <w:szCs w:val="28"/>
+              </w:rPr>
+              <w:t xml:space="preserve">(Ký và ghi rõ họ tên)</w:t>
+            </w:r>
+          </w:p>
+          <w:p>
+            <w:pPr>
+              <w:spacing w:before="1200" w:after="120" w:line="276" w:lineRule="auto"/>
+              <w:jc w:val="center"/>
+            </w:pPr>
+            <w:r>
+              <w:rPr>
+                <w:b/>
+                <w:sz w:val="28"/>
+                <w:szCs w:val="28"/>
+              </w:rPr>
+              <w:t xml:space="preserve">##ChuTichHoiDong##</w:t>
             </w:r>
           </w:p>
         </w:tc>
       </w:tr>
     </w:tbl>
+    <w:p/>
     <w:sectPr>
       <w:pgSz w:w="11906" w:h="16838"/>
       <w:pgMar w:top="1134" w:right="850" w:bottom="1134" w:left="1701" w:header="567" w:footer="567" w:gutter="0"/>
